--- a/zht/docx/012.content.docx
+++ b/zht/docx/012.content.docx
@@ -226,7 +226,6 @@
       </w:r>
       <w:r>
         <w:rPr>
-          <w:b/>
           <w:lang w:val="zh_TW" w:bidi="zh_TW"/>
         </w:rPr>
         <w:t>成聖</w:t>
@@ -237,18 +236,13 @@
         </w:rPr>
         <w:t>時，你是在把這個人分別出來，為的是專門服事神。 這人現在屬於神；他們是</w:t>
       </w:r>
-      <w:hyperlink r:id="rId13">
-        <w:r>
-          <w:rPr>
-            <w:lang w:val="zh_TW" w:bidi="zh_TW"/>
-          </w:rPr>
-          <w:rPr>
-            <w:color w:val="0000EE"/>
-            <w:u w:val="single"/>
-          </w:rPr>
-          <w:t>聖潔</w:t>
-        </w:r>
-      </w:hyperlink>
+      <w:r>
+        <w:rPr>
+          <w:b/>
+          <w:lang w:val="zh_TW" w:bidi="zh_TW"/>
+        </w:rPr>
+        <w:t>聖潔</w:t>
+      </w:r>
       <w:r>
         <w:rPr>
           <w:lang w:val="zh_TW" w:bidi="zh_TW"/>
@@ -270,7 +264,6 @@
       </w:r>
       <w:r>
         <w:rPr>
-          <w:b/>
           <w:lang w:val="zh_TW" w:bidi="zh_TW"/>
         </w:rPr>
         <w:t>利未人</w:t>
@@ -295,18 +288,13 @@
         </w:rPr>
         <w:t>人們也可以使一個物品分別為聖或成聖，為的是為神做一項特別的工作。 例如，祭司使神的</w:t>
       </w:r>
-      <w:hyperlink r:id="rId14">
-        <w:r>
-          <w:rPr>
-            <w:lang w:val="zh_TW" w:bidi="zh_TW"/>
-          </w:rPr>
-          <w:rPr>
-            <w:color w:val="0000EE"/>
-            <w:u w:val="single"/>
-          </w:rPr>
-          <w:t>殿</w:t>
-        </w:r>
-      </w:hyperlink>
+      <w:r>
+        <w:rPr>
+          <w:b/>
+          <w:lang w:val="zh_TW" w:bidi="zh_TW"/>
+        </w:rPr>
+        <w:t>殿</w:t>
+      </w:r>
       <w:r>
         <w:rPr>
           <w:lang w:val="zh_TW" w:bidi="zh_TW"/>
